--- a/backend-exhibits/Google Chat to Microsoft Teams Out Of Scope (1).docx
+++ b/backend-exhibits/Google Chat to Microsoft Teams Out Of Scope (1).docx
@@ -199,135 +199,135 @@
               <w:pStyle w:val="TableParagraph"/>
               <w:spacing w:before="61"/>
               <w:rPr>
-                <w:rFonts w:ascii="Arial MT"/>
-                <w:sz w:val="19"/>
-              </w:rPr>
-            </w:pPr>
-            <w:r>
-              <w:rPr>
-                <w:rFonts w:ascii="Arial MT"/>
-                <w:sz w:val="19"/>
+                <w:rFonts w:ascii="Arial" w:hAnsi="Arial" w:cs="Arial" w:eastAsia="Arial"/>
+                <w:sz w:val="21"/>
+              </w:rPr>
+            </w:pPr>
+            <w:r>
+              <w:rPr>
+                <w:rFonts w:ascii="Arial" w:hAnsi="Arial" w:cs="Arial" w:eastAsia="Arial"/>
+                <w:sz w:val="21"/>
               </w:rPr>
               <w:t>No</w:t>
             </w:r>
             <w:r>
               <w:rPr>
-                <w:rFonts w:ascii="Arial MT"/>
+                <w:rFonts w:ascii="Arial" w:hAnsi="Arial" w:cs="Arial" w:eastAsia="Arial"/>
                 <w:spacing w:val="9"/>
-                <w:sz w:val="19"/>
-              </w:rPr>
-              <w:t> </w:t>
-            </w:r>
-            <w:r>
-              <w:rPr>
-                <w:rFonts w:ascii="Arial MT"/>
-                <w:sz w:val="19"/>
+                <w:sz w:val="21"/>
+              </w:rPr>
+              <w:t> </w:t>
+            </w:r>
+            <w:r>
+              <w:rPr>
+                <w:rFonts w:ascii="Arial" w:hAnsi="Arial" w:cs="Arial" w:eastAsia="Arial"/>
+                <w:sz w:val="21"/>
               </w:rPr>
               <w:t>(All</w:t>
             </w:r>
             <w:r>
               <w:rPr>
-                <w:rFonts w:ascii="Arial MT"/>
+                <w:rFonts w:ascii="Arial" w:hAnsi="Arial" w:cs="Arial" w:eastAsia="Arial"/>
                 <w:spacing w:val="9"/>
-                <w:sz w:val="19"/>
-              </w:rPr>
-              <w:t> </w:t>
-            </w:r>
-            <w:r>
-              <w:rPr>
-                <w:rFonts w:ascii="Arial MT"/>
-                <w:sz w:val="19"/>
+                <w:sz w:val="21"/>
+              </w:rPr>
+              <w:t> </w:t>
+            </w:r>
+            <w:r>
+              <w:rPr>
+                <w:rFonts w:ascii="Arial" w:hAnsi="Arial" w:cs="Arial" w:eastAsia="Arial"/>
+                <w:sz w:val="21"/>
               </w:rPr>
               <w:t>the</w:t>
             </w:r>
             <w:r>
               <w:rPr>
-                <w:rFonts w:ascii="Arial MT"/>
+                <w:rFonts w:ascii="Arial" w:hAnsi="Arial" w:cs="Arial" w:eastAsia="Arial"/>
                 <w:spacing w:val="9"/>
-                <w:sz w:val="19"/>
-              </w:rPr>
-              <w:t> </w:t>
-            </w:r>
-            <w:r>
-              <w:rPr>
-                <w:rFonts w:ascii="Arial MT"/>
-                <w:sz w:val="19"/>
+                <w:sz w:val="21"/>
+              </w:rPr>
+              <w:t> </w:t>
+            </w:r>
+            <w:r>
+              <w:rPr>
+                <w:rFonts w:ascii="Arial" w:hAnsi="Arial" w:cs="Arial" w:eastAsia="Arial"/>
+                <w:sz w:val="21"/>
               </w:rPr>
               <w:t>threads</w:t>
             </w:r>
             <w:r>
               <w:rPr>
-                <w:rFonts w:ascii="Arial MT"/>
+                <w:rFonts w:ascii="Arial" w:hAnsi="Arial" w:cs="Arial" w:eastAsia="Arial"/>
                 <w:spacing w:val="9"/>
-                <w:sz w:val="19"/>
-              </w:rPr>
-              <w:t> </w:t>
-            </w:r>
-            <w:r>
-              <w:rPr>
-                <w:rFonts w:ascii="Arial MT"/>
-                <w:sz w:val="19"/>
+                <w:sz w:val="21"/>
+              </w:rPr>
+              <w:t> </w:t>
+            </w:r>
+            <w:r>
+              <w:rPr>
+                <w:rFonts w:ascii="Arial" w:hAnsi="Arial" w:cs="Arial" w:eastAsia="Arial"/>
+                <w:sz w:val="21"/>
               </w:rPr>
               <w:t>will</w:t>
             </w:r>
             <w:r>
               <w:rPr>
-                <w:rFonts w:ascii="Arial MT"/>
+                <w:rFonts w:ascii="Arial" w:hAnsi="Arial" w:cs="Arial" w:eastAsia="Arial"/>
                 <w:spacing w:val="9"/>
-                <w:sz w:val="19"/>
-              </w:rPr>
-              <w:t> </w:t>
-            </w:r>
-            <w:r>
-              <w:rPr>
-                <w:rFonts w:ascii="Arial MT"/>
-                <w:sz w:val="19"/>
+                <w:sz w:val="21"/>
+              </w:rPr>
+              <w:t> </w:t>
+            </w:r>
+            <w:r>
+              <w:rPr>
+                <w:rFonts w:ascii="Arial" w:hAnsi="Arial" w:cs="Arial" w:eastAsia="Arial"/>
+                <w:sz w:val="21"/>
               </w:rPr>
               <w:t>migrate</w:t>
             </w:r>
             <w:r>
               <w:rPr>
-                <w:rFonts w:ascii="Arial MT"/>
+                <w:rFonts w:ascii="Arial" w:hAnsi="Arial" w:cs="Arial" w:eastAsia="Arial"/>
                 <w:spacing w:val="9"/>
-                <w:sz w:val="19"/>
-              </w:rPr>
-              <w:t> </w:t>
-            </w:r>
-            <w:r>
-              <w:rPr>
-                <w:rFonts w:ascii="Arial MT"/>
-                <w:sz w:val="19"/>
+                <w:sz w:val="21"/>
+              </w:rPr>
+              <w:t> </w:t>
+            </w:r>
+            <w:r>
+              <w:rPr>
+                <w:rFonts w:ascii="Arial" w:hAnsi="Arial" w:cs="Arial" w:eastAsia="Arial"/>
+                <w:sz w:val="21"/>
               </w:rPr>
               <w:t>as</w:t>
             </w:r>
             <w:r>
               <w:rPr>
-                <w:rFonts w:ascii="Arial MT"/>
+                <w:rFonts w:ascii="Arial" w:hAnsi="Arial" w:cs="Arial" w:eastAsia="Arial"/>
                 <w:spacing w:val="9"/>
-                <w:sz w:val="19"/>
-              </w:rPr>
-              <w:t> </w:t>
-            </w:r>
-            <w:r>
-              <w:rPr>
-                <w:rFonts w:ascii="Arial MT"/>
-                <w:sz w:val="19"/>
+                <w:sz w:val="21"/>
+              </w:rPr>
+              <w:t> </w:t>
+            </w:r>
+            <w:r>
+              <w:rPr>
+                <w:rFonts w:ascii="Arial" w:hAnsi="Arial" w:cs="Arial" w:eastAsia="Arial"/>
+                <w:sz w:val="21"/>
               </w:rPr>
               <w:t>seperate</w:t>
             </w:r>
             <w:r>
               <w:rPr>
-                <w:rFonts w:ascii="Arial MT"/>
+                <w:rFonts w:ascii="Arial" w:hAnsi="Arial" w:cs="Arial" w:eastAsia="Arial"/>
                 <w:spacing w:val="10"/>
-                <w:sz w:val="19"/>
-              </w:rPr>
-              <w:t> </w:t>
-            </w:r>
-            <w:r>
-              <w:rPr>
-                <w:rFonts w:ascii="Arial MT"/>
-                <w:spacing w:val="-2"/>
-                <w:sz w:val="19"/>
+                <w:sz w:val="21"/>
+              </w:rPr>
+              <w:t> </w:t>
+            </w:r>
+            <w:r>
+              <w:rPr>
+                <w:rFonts w:ascii="Arial" w:hAnsi="Arial" w:cs="Arial" w:eastAsia="Arial"/>
+                <w:spacing w:val="-2"/>
+                <w:sz w:val="21"/>
               </w:rPr>
               <w:t>messages)</w:t>
             </w:r>
@@ -370,15 +370,15 @@
               <w:pStyle w:val="TableParagraph"/>
               <w:spacing w:before="61"/>
               <w:rPr>
-                <w:rFonts w:ascii="Arial MT"/>
-                <w:sz w:val="19"/>
-              </w:rPr>
-            </w:pPr>
-            <w:r>
-              <w:rPr>
-                <w:rFonts w:ascii="Arial MT"/>
+                <w:rFonts w:ascii="Arial" w:hAnsi="Arial" w:cs="Arial" w:eastAsia="Arial"/>
+                <w:sz w:val="21"/>
+              </w:rPr>
+            </w:pPr>
+            <w:r>
+              <w:rPr>
+                <w:rFonts w:ascii="Arial" w:hAnsi="Arial" w:cs="Arial" w:eastAsia="Arial"/>
                 <w:spacing w:val="-5"/>
-                <w:sz w:val="19"/>
+                <w:sz w:val="21"/>
               </w:rPr>
               <w:t>No</w:t>
             </w:r>
@@ -421,15 +421,15 @@
               <w:pStyle w:val="TableParagraph"/>
               <w:spacing w:before="61"/>
               <w:rPr>
-                <w:rFonts w:ascii="Arial MT"/>
-                <w:sz w:val="19"/>
-              </w:rPr>
-            </w:pPr>
-            <w:r>
-              <w:rPr>
-                <w:rFonts w:ascii="Arial MT"/>
+                <w:rFonts w:ascii="Arial" w:hAnsi="Arial" w:cs="Arial" w:eastAsia="Arial"/>
+                <w:sz w:val="21"/>
+              </w:rPr>
+            </w:pPr>
+            <w:r>
+              <w:rPr>
+                <w:rFonts w:ascii="Arial" w:hAnsi="Arial" w:cs="Arial" w:eastAsia="Arial"/>
                 <w:spacing w:val="-5"/>
-                <w:sz w:val="19"/>
+                <w:sz w:val="21"/>
               </w:rPr>
               <w:t>No</w:t>
             </w:r>
@@ -479,15 +479,15 @@
               <w:pStyle w:val="TableParagraph"/>
               <w:spacing w:before="61"/>
               <w:rPr>
-                <w:rFonts w:ascii="Arial MT"/>
-                <w:sz w:val="19"/>
-              </w:rPr>
-            </w:pPr>
-            <w:r>
-              <w:rPr>
-                <w:rFonts w:ascii="Arial MT"/>
+                <w:rFonts w:ascii="Arial" w:hAnsi="Arial" w:cs="Arial" w:eastAsia="Arial"/>
+                <w:sz w:val="21"/>
+              </w:rPr>
+            </w:pPr>
+            <w:r>
+              <w:rPr>
+                <w:rFonts w:ascii="Arial" w:hAnsi="Arial" w:cs="Arial" w:eastAsia="Arial"/>
                 <w:spacing w:val="-5"/>
-                <w:sz w:val="19"/>
+                <w:sz w:val="21"/>
               </w:rPr>
               <w:t>No</w:t>
             </w:r>
@@ -537,15 +537,15 @@
               <w:pStyle w:val="TableParagraph"/>
               <w:spacing w:before="61"/>
               <w:rPr>
-                <w:rFonts w:ascii="Arial MT"/>
-                <w:sz w:val="19"/>
-              </w:rPr>
-            </w:pPr>
-            <w:r>
-              <w:rPr>
-                <w:rFonts w:ascii="Arial MT"/>
+                <w:rFonts w:ascii="Arial" w:hAnsi="Arial" w:cs="Arial" w:eastAsia="Arial"/>
+                <w:sz w:val="21"/>
+              </w:rPr>
+            </w:pPr>
+            <w:r>
+              <w:rPr>
+                <w:rFonts w:ascii="Arial" w:hAnsi="Arial" w:cs="Arial" w:eastAsia="Arial"/>
                 <w:spacing w:val="-5"/>
-                <w:sz w:val="19"/>
+                <w:sz w:val="21"/>
               </w:rPr>
               <w:t>No</w:t>
             </w:r>
@@ -567,9 +567,9 @@
   <w:docDefaults>
     <w:rPrDefault>
       <w:rPr>
-        <w:rFonts w:cstheme="minorBidi" w:hAnsiTheme="minorHAnsi" w:eastAsiaTheme="minorHAnsi" w:asciiTheme="minorHAnsi"/>
-        <w:sz w:val="22"/>
-        <w:szCs w:val="22"/>
+        <w:rFonts w:ascii="Arial" w:hAnsi="Arial" w:cs="Arial" w:eastAsia="Arial"/>
+        <w:sz w:val="21"/>
+        <w:szCs w:val="21"/>
         <w:lang w:val="en-US" w:bidi="ar-SA" w:eastAsia="en-US"/>
       </w:rPr>
     </w:rPrDefault>
@@ -641,7 +641,7 @@
       <w:ind w:left="62"/>
     </w:pPr>
     <w:rPr>
-      <w:rFonts w:ascii="Arial" w:hAnsi="Arial" w:eastAsia="Arial" w:cs="Arial"/>
+      <w:rFonts w:ascii="Arial" w:hAnsi="Arial" w:cs="Arial" w:eastAsia="Arial"/>
       <w:lang w:val="en-US" w:eastAsia="en-US" w:bidi="ar-SA"/>
     </w:rPr>
   </w:style>

--- a/backend-exhibits/Google Chat to Microsoft Teams Out Of Scope (1).docx
+++ b/backend-exhibits/Google Chat to Microsoft Teams Out Of Scope (1).docx
@@ -61,7 +61,7 @@
                 <w:spacing w:val="-2"/>
                 <w:sz w:val="21"/>
               </w:rPr>
-              <w:t> </w:t>
+              <w:t xml:space="preserve"> </w:t>
             </w:r>
             <w:r>
               <w:rPr>
@@ -76,7 +76,7 @@
                 <w:spacing w:val="-2"/>
                 <w:sz w:val="21"/>
               </w:rPr>
-              <w:t> </w:t>
+              <w:t xml:space="preserve"> </w:t>
             </w:r>
             <w:r>
               <w:rPr>
@@ -91,7 +91,7 @@
                 <w:spacing w:val="54"/>
                 <w:sz w:val="21"/>
               </w:rPr>
-              <w:t> </w:t>
+              <w:t xml:space="preserve"> </w:t>
             </w:r>
             <w:r>
               <w:rPr>
@@ -106,7 +106,7 @@
                 <w:spacing w:val="-2"/>
                 <w:sz w:val="21"/>
               </w:rPr>
-              <w:t> </w:t>
+              <w:t xml:space="preserve"> </w:t>
             </w:r>
             <w:r>
               <w:rPr>
@@ -121,7 +121,7 @@
                 <w:spacing w:val="-2"/>
                 <w:sz w:val="21"/>
               </w:rPr>
-              <w:t> </w:t>
+              <w:t xml:space="preserve"> </w:t>
             </w:r>
             <w:r>
               <w:rPr>
@@ -136,7 +136,7 @@
                 <w:spacing w:val="-2"/>
                 <w:sz w:val="21"/>
               </w:rPr>
-              <w:t> </w:t>
+              <w:t xml:space="preserve"> </w:t>
             </w:r>
             <w:r>
               <w:rPr>
@@ -216,7 +216,7 @@
                 <w:spacing w:val="9"/>
                 <w:sz w:val="21"/>
               </w:rPr>
-              <w:t> </w:t>
+              <w:t xml:space="preserve"> </w:t>
             </w:r>
             <w:r>
               <w:rPr>
@@ -231,7 +231,7 @@
                 <w:spacing w:val="9"/>
                 <w:sz w:val="21"/>
               </w:rPr>
-              <w:t> </w:t>
+              <w:t xml:space="preserve"> </w:t>
             </w:r>
             <w:r>
               <w:rPr>
@@ -246,7 +246,7 @@
                 <w:spacing w:val="9"/>
                 <w:sz w:val="21"/>
               </w:rPr>
-              <w:t> </w:t>
+              <w:t xml:space="preserve"> </w:t>
             </w:r>
             <w:r>
               <w:rPr>
@@ -261,7 +261,7 @@
                 <w:spacing w:val="9"/>
                 <w:sz w:val="21"/>
               </w:rPr>
-              <w:t> </w:t>
+              <w:t xml:space="preserve"> </w:t>
             </w:r>
             <w:r>
               <w:rPr>
@@ -276,7 +276,7 @@
                 <w:spacing w:val="9"/>
                 <w:sz w:val="21"/>
               </w:rPr>
-              <w:t> </w:t>
+              <w:t xml:space="preserve"> </w:t>
             </w:r>
             <w:r>
               <w:rPr>
@@ -291,7 +291,7 @@
                 <w:spacing w:val="9"/>
                 <w:sz w:val="21"/>
               </w:rPr>
-              <w:t> </w:t>
+              <w:t xml:space="preserve"> </w:t>
             </w:r>
             <w:r>
               <w:rPr>
@@ -306,14 +306,14 @@
                 <w:spacing w:val="9"/>
                 <w:sz w:val="21"/>
               </w:rPr>
-              <w:t> </w:t>
-            </w:r>
-            <w:r>
-              <w:rPr>
-                <w:rFonts w:ascii="Arial" w:hAnsi="Arial" w:cs="Arial" w:eastAsia="Arial"/>
-                <w:sz w:val="21"/>
-              </w:rPr>
-              <w:t>seperate</w:t>
+              <w:t xml:space="preserve"> </w:t>
+            </w:r>
+            <w:r>
+              <w:rPr>
+                <w:rFonts w:ascii="Arial" w:hAnsi="Arial" w:cs="Arial" w:eastAsia="Arial"/>
+                <w:sz w:val="21"/>
+              </w:rPr>
+              <w:t>separate</w:t>
             </w:r>
             <w:r>
               <w:rPr>
@@ -321,7 +321,7 @@
                 <w:spacing w:val="10"/>
                 <w:sz w:val="21"/>
               </w:rPr>
-              <w:t> </w:t>
+              <w:t xml:space="preserve"> </w:t>
             </w:r>
             <w:r>
               <w:rPr>
